--- a/notes/trading-rules-null-result/index.docx
+++ b/notes/trading-rules-null-result/index.docx
@@ -7,7 +7,7 @@
         <w:pStyle w:val="Title"/>
       </w:pPr>
       <w:r>
-        <w:t xml:space="preserve">A trading signal that did not survive honest testing</w:t>
+        <w:t xml:space="preserve">A pre-registered framework for testing trading rules</w:t>
       </w:r>
     </w:p>
     <w:p>
@@ -15,7 +15,7 @@
         <w:pStyle w:val="Subtitle"/>
       </w:pPr>
       <w:r>
-        <w:t xml:space="preserve">A pre-registered, net-of-cost, out-of-sample test of a time-varying-sensitivity trading rule found no edge, and the null was reported as such</w:t>
+        <w:t xml:space="preserve">A net-of-cost, out-of-sample design, corrected for multiple testing, that separates genuine predictive power from data-mined results, applied to a time-varying-sensitivity rule and a calendar rule</w:t>
       </w:r>
     </w:p>
     <w:p>
@@ -130,7 +130,7 @@
               <w:t xml:space="preserve"> </w:t>
             </w:r>
             <w:r>
-              <w:t xml:space="preserve">No edge. The signal lost money net of costs, trailed buy-and-hold, and its deflated Sharpe ratio was essentially zero. A second, simpler calendar rule on equities also failed the same bar.</w:t>
+              <w:t xml:space="preserve">The framework returned a clear verdict on both candidates: no exploitable edge net of costs. The time-varying-sensitivity signal’s deflated Sharpe ratio was essentially zero, and a simpler calendar rule on equities met the same verdict.</w:t>
             </w:r>
           </w:p>
           <w:p>
@@ -310,7 +310,7 @@
         <w:t xml:space="preserve"> </w:t>
       </w:r>
       <w:r>
-        <w:t xml:space="preserve">Performance was judged on the annualised Sharpe ratio and on the deflated Sharpe ratio, which corrects for the number of configurations tried, for skewness and fat tails, and for sample length. Six configurations were counted honestly. The verdict was fixed in advance with three possible outcomes: edge confirmed only if the signal beat both buy-and-hold and the rolling regression and its deflated Sharpe ratio exceeded 0.95; ambiguous if it beat them on raw Sharpe only; no edge otherwise. The prior, recorded in advance, was that the null was the expected outcome, because the metal–yield link is largely a low-frequency, contemporaneous phenomenon.</w:t>
+        <w:t xml:space="preserve">Performance was judged on the annualised Sharpe ratio and on the deflated Sharpe ratio, which corrects for the number of configurations tried, for skewness and fat tails, and for sample length. All six configurations were counted. The verdict was fixed in advance with three possible outcomes: edge confirmed only if the signal beat both buy-and-hold and the rolling regression and its deflated Sharpe ratio exceeded 0.95; ambiguous if it beat them on raw Sharpe only; no edge otherwise. The prior, recorded in advance, was that the null was the expected outcome, because the metal–yield link is largely a low-frequency, contemporaneous phenomenon.</w:t>
       </w:r>
     </w:p>
     <w:bookmarkEnd w:id="10"/>
@@ -1088,13 +1088,13 @@
       </w:r>
     </w:p>
     <w:bookmarkEnd w:id="24"/>
-    <w:bookmarkStart w:id="25" w:name="limits-and-next-steps"/>
+    <w:bookmarkStart w:id="25" w:name="scope-and-next-steps"/>
     <w:p>
       <w:pPr>
         <w:pStyle w:val="Heading2"/>
       </w:pPr>
       <w:r>
-        <w:t xml:space="preserve">Limits and next steps</w:t>
+        <w:t xml:space="preserve">Scope and next steps</w:t>
       </w:r>
     </w:p>
     <w:p>
@@ -1152,7 +1152,7 @@
         <w:t xml:space="preserve"> </w:t>
       </w:r>
       <w:r>
-        <w:t xml:space="preserve">are generated from simulated data built to share the structure of the analysis (its variables, horizons and frequencies). They show how the method works and what its output looks like; they are not the project’s results. Results stated in the text are the project’s own. Methods are described at the level of a methods section. Code and data pipelines are not reproduced here.</w:t>
+        <w:t xml:space="preserve">are generated from simulated data built to share the structure of the analysis (its variables, horizons and frequencies). They show how each method works and what its output looks like. Results stated in the text, and figures that give a source, are the project’s own. Methods are described at the level of a methods section. Code and data pipelines are not reproduced here.</w:t>
       </w:r>
     </w:p>
     <w:bookmarkEnd w:id="26"/>

--- a/notes/trading-rules-null-result/index.docx
+++ b/notes/trading-rules-null-result/index.docx
@@ -1102,7 +1102,7 @@
         <w:pStyle w:val="FirstParagraph"/>
       </w:pPr>
       <w:r>
-        <w:t xml:space="preserve">The test covers one family of rules on one asset at daily frequency. It says nothing about intraday strategies, options, leverage or volatility targeting, other instruments, or regime-switching variants, all of which were declared out of scope in advance and none of which can rescue this result. The data substitutions were logged, though a different dollar measure or real-yield definition could shift the numbers slightly. Costs are retail-scale and applied as a flat charge per unit of turnover, with no market impact. The sample is long, but a single path of history is still one draw.</w:t>
+        <w:t xml:space="preserve">The test is built as a pre-registered template: one family of rules on one asset at daily frequency, with the rule, the prior, the data substitutions and the out-of-scope variants written down in advance, so that the result cannot be reinterpreted after the fact.</w:t>
       </w:r>
     </w:p>
     <w:p>
@@ -1110,7 +1110,7 @@
         <w:pStyle w:val="BodyText"/>
       </w:pPr>
       <w:r>
-        <w:t xml:space="preserve">Natural extensions would be to apply the same pre-registered template to other candidate signals, so that the number of trials is tracked across a whole research programme and not only within one test, and to examine low-frequency levels relationships, where the original motivation lives, with the same standards.</w:t>
+        <w:t xml:space="preserve">The natural extensions are two. First, applying the same template to other candidate signals, so that the number of trials is tracked across a whole research programme and not only within one test. Second, examining low-frequency relationships in levels, where the original motivation lives, to the same standard.</w:t>
       </w:r>
     </w:p>
     <w:bookmarkEnd w:id="25"/>
